--- a/storage/templates/normalized-docx/BM-031/BM-031_normalized.docx
+++ b/storage/templates/normalized-docx/BM-031/BM-031_normalized.docx
@@ -78,7 +78,7 @@
                 <w:sz w:val="26"/>
                 <w:szCs w:val="26"/>
               </w:rPr>
-              <w:t>{{agency.bodyName}}</w:t>
+              <w:t>{{agency.name}}</w:t>
             </w:r>
           </w:p>
           <w:p>

--- a/storage/templates/normalized-docx/BM-031/BM-031_normalized.docx
+++ b/storage/templates/normalized-docx/BM-031/BM-031_normalized.docx
@@ -798,7 +798,7 @@
           <w:bCs/>
           <w:szCs w:val="28"/>
         </w:rPr>
-        <w:t xml:space="preserve"> {{agency.bodyName}</w:t>
+        <w:t xml:space="preserve"> {{agency.bodyName}}</w:t>
       </w:r>
       <w:r>
         <w:rPr>

--- a/storage/templates/normalized-docx/BM-031/BM-031_normalized.docx
+++ b/storage/templates/normalized-docx/BM-031/BM-031_normalized.docx
@@ -799,15 +799,6 @@
           <w:szCs w:val="28"/>
         </w:rPr>
         <w:t xml:space="preserve"> {{agency.bodyName}}</w:t>
-      </w:r>
-      <w:r>
-        <w:rPr>
-          <w:rFonts w:ascii="Times New Roman" w:hAnsi="Times New Roman"/>
-          <w:b/>
-          <w:bCs/>
-          <w:szCs w:val="28"/>
-        </w:rPr>
-        <w:t>}</w:t>
       </w:r>
     </w:p>
     <w:p>
